--- a/deliver/02_check_2026.docx
+++ b/deliver/02_check_2026.docx
@@ -83,6 +83,22 @@
       <w:r>
         <w:rPr>
           <w:rFonts w:ascii="Consolas" w:cs="Consolas" w:eastAsia="Malgun Gothic" w:hAnsi="Consolas"/>
+          <w:color w:val="6B7280"/>
+          <w:sz w:val="17"/>
+          <w:szCs w:val="17"/>
+        </w:rPr>
+        <w:t xml:space="preserve"># SQL 은 원본 금액(원, 달러 …)을 돌려주므로 여기서 억원으로 바꾼다</w:t>
+      </w:r>
+    </w:p>
+    <w:p>
+      <w:pPr>
+        <w:shd w:fill="F3F5F8" w:color="auto" w:val="clear"/>
+        <w:spacing w:after="0" w:before="0" w:line="240"/>
+        <w:ind w:left="120" w:right="120"/>
+      </w:pPr>
+      <w:r>
+        <w:rPr>
+          <w:rFonts w:ascii="Consolas" w:cs="Consolas" w:eastAsia="Malgun Gothic" w:hAnsi="Consolas"/>
           <w:color w:val="111827"/>
           <w:sz w:val="17"/>
           <w:szCs w:val="17"/>
@@ -519,7 +535,7 @@
           <w:sz w:val="17"/>
           <w:szCs w:val="17"/>
         </w:rPr>
-        <w:t xml:space="preserve">c["약정_원화"] = [krw if ccy == "KRW" else loc * krw_per_unit(ccy, dt) / 100          # 백만 × 원/단위 ÷ 100 = 억원</w:t>
+        <w:t xml:space="preserve">c["약정_원화"] = [(krw if ccy == "KRW" else loc * krw_per_unit(ccy, dt)) / 1e8          # 원 → 억원</w:t>
       </w:r>
     </w:p>
     <w:p>
@@ -551,6 +567,22 @@
           <w:sz w:val="17"/>
           <w:szCs w:val="17"/>
         </w:rPr>
+        <w:t xml:space="preserve">c["AMT_LOCAL"] = c["AMT_LOCAL"] / c["CCY"].map(lambda x: 1e8 if x == "KRW" else 1e6)    # 표시용: KRW 억원, 외화 백만</w:t>
+      </w:r>
+    </w:p>
+    <w:p>
+      <w:pPr>
+        <w:shd w:fill="F3F5F8" w:color="auto" w:val="clear"/>
+        <w:spacing w:after="0" w:before="0" w:line="240"/>
+        <w:ind w:left="120" w:right="120"/>
+      </w:pPr>
+      <w:r>
+        <w:rPr>
+          <w:rFonts w:ascii="Consolas" w:cs="Consolas" w:eastAsia="Malgun Gothic" w:hAnsi="Consolas"/>
+          <w:color w:val="111827"/>
+          <w:sz w:val="17"/>
+          <w:szCs w:val="17"/>
+        </w:rPr>
         <w:t xml:space="preserve">c["CLS"] = c["FUND_CD"].map(cls_of).fillna("미분류")</w:t>
       </w:r>
     </w:p>
@@ -711,7 +743,23 @@
           <w:sz w:val="17"/>
           <w:szCs w:val="17"/>
         </w:rPr>
-        <w:t xml:space="preserve">f = cur[["FUNDED_AMT", "DISTRB_AMT"]] - prv[["FUNDED_AMT", "DISTRB_AMT"]].reindex(cur.index).fillna(0)</w:t>
+        <w:t xml:space="preserve">f = (cur[["FUNDED_AMT", "DISTRB_AMT"]] - prv[["FUNDED_AMT", "DISTRB_AMT"]].reindex(cur.index).fillna(0)) / 1e8   # 원 → 억원</w:t>
+      </w:r>
+    </w:p>
+    <w:p>
+      <w:pPr>
+        <w:shd w:fill="F3F5F8" w:color="auto" w:val="clear"/>
+        <w:spacing w:after="0" w:before="0" w:line="240"/>
+        <w:ind w:left="120" w:right="120"/>
+      </w:pPr>
+      <w:r>
+        <w:rPr>
+          <w:rFonts w:ascii="Consolas" w:cs="Consolas" w:eastAsia="Malgun Gothic" w:hAnsi="Consolas"/>
+          <w:color w:val="111827"/>
+          <w:sz w:val="17"/>
+          <w:szCs w:val="17"/>
+        </w:rPr>
+        <w:t xml:space="preserve">f["FUNDED_AMT"] = -f["FUNDED_AMT"]                                                    # 원본 집행은 음수 부호</w:t>
       </w:r>
     </w:p>
     <w:p>
@@ -1401,6 +1449,24 @@
           <w:szCs w:val="20"/>
         </w:rPr>
         <w:t xml:space="preserve">먼저 01_SQL 의 확인 셀 1)~4) 를 돌려 raw_fund, raw_commit, raw_pcap, raw_fx 를 만든 뒤 실행합니다</w:t>
+      </w:r>
+    </w:p>
+    <w:p>
+      <w:pPr>
+        <w:pStyle w:val="ListParagraph"/>
+        <w:numPr>
+          <w:ilvl w:val="0"/>
+          <w:numId w:val="2"/>
+        </w:numPr>
+        <w:spacing w:after="60"/>
+      </w:pPr>
+      <w:r>
+        <w:rPr>
+          <w:rFonts w:ascii="Arial" w:cs="Arial" w:eastAsia="Malgun Gothic" w:hAnsi="Arial"/>
+          <w:sz w:val="20"/>
+          <w:szCs w:val="20"/>
+        </w:rPr>
+        <w:t xml:space="preserve">SQL 금액은 원본(원, 달러 …)이고 이 셀이 억원으로 바꿉니다. 집행 음수 부호도 이 셀이 뒤집습니다</w:t>
       </w:r>
     </w:p>
     <w:p>

--- a/deliver/02_check_2026.docx
+++ b/deliver/02_check_2026.docx
@@ -167,6 +167,166 @@
           <w:sz w:val="17"/>
           <w:szCs w:val="17"/>
         </w:rPr>
+        <w:t xml:space="preserve"> </w:t>
+      </w:r>
+    </w:p>
+    <w:p>
+      <w:pPr>
+        <w:shd w:fill="F3F5F8" w:color="auto" w:val="clear"/>
+        <w:spacing w:after="0" w:before="0" w:line="240"/>
+        <w:ind w:left="120" w:right="120"/>
+      </w:pPr>
+      <w:r>
+        <w:rPr>
+          <w:rFonts w:ascii="Consolas" w:cs="Consolas" w:eastAsia="Malgun Gothic" w:hAnsi="Consolas"/>
+          <w:color w:val="111827"/>
+          <w:sz w:val="17"/>
+          <w:szCs w:val="17"/>
+        </w:rPr>
+        <w:t xml:space="preserve"> </w:t>
+      </w:r>
+    </w:p>
+    <w:p>
+      <w:pPr>
+        <w:shd w:fill="F3F5F8" w:color="auto" w:val="clear"/>
+        <w:spacing w:after="0" w:before="0" w:line="240"/>
+        <w:ind w:left="120" w:right="120"/>
+      </w:pPr>
+      <w:r>
+        <w:rPr>
+          <w:rFonts w:ascii="Consolas" w:cs="Consolas" w:eastAsia="Malgun Gothic" w:hAnsi="Consolas"/>
+          <w:color w:val="111827"/>
+          <w:sz w:val="17"/>
+          <w:szCs w:val="17"/>
+        </w:rPr>
+        <w:t xml:space="preserve">def to_dt(s):</w:t>
+      </w:r>
+    </w:p>
+    <w:p>
+      <w:pPr>
+        <w:shd w:fill="F3F5F8" w:color="auto" w:val="clear"/>
+        <w:spacing w:after="0" w:before="0" w:line="240"/>
+        <w:ind w:left="120" w:right="120"/>
+      </w:pPr>
+      <w:r>
+        <w:rPr>
+          <w:rFonts w:ascii="Consolas" w:cs="Consolas" w:eastAsia="Malgun Gothic" w:hAnsi="Consolas"/>
+          <w:color w:val="111827"/>
+          <w:sz w:val="17"/>
+          <w:szCs w:val="17"/>
+        </w:rPr>
+        <w:t xml:space="preserve">    """원본 날짜 문자열(YYYYMMDD, YYYY-MM-DD) → 날짜. 형식이 잘못된 값은 NaT"""</w:t>
+      </w:r>
+    </w:p>
+    <w:p>
+      <w:pPr>
+        <w:shd w:fill="F3F5F8" w:color="auto" w:val="clear"/>
+        <w:spacing w:after="0" w:before="0" w:line="240"/>
+        <w:ind w:left="120" w:right="120"/>
+      </w:pPr>
+      <w:r>
+        <w:rPr>
+          <w:rFonts w:ascii="Consolas" w:cs="Consolas" w:eastAsia="Malgun Gothic" w:hAnsi="Consolas"/>
+          <w:color w:val="111827"/>
+          <w:sz w:val="17"/>
+          <w:szCs w:val="17"/>
+        </w:rPr>
+        <w:t xml:space="preserve">    if pd.api.types.is_datetime64_any_dtype(s):</w:t>
+      </w:r>
+    </w:p>
+    <w:p>
+      <w:pPr>
+        <w:shd w:fill="F3F5F8" w:color="auto" w:val="clear"/>
+        <w:spacing w:after="0" w:before="0" w:line="240"/>
+        <w:ind w:left="120" w:right="120"/>
+      </w:pPr>
+      <w:r>
+        <w:rPr>
+          <w:rFonts w:ascii="Consolas" w:cs="Consolas" w:eastAsia="Malgun Gothic" w:hAnsi="Consolas"/>
+          <w:color w:val="111827"/>
+          <w:sz w:val="17"/>
+          <w:szCs w:val="17"/>
+        </w:rPr>
+        <w:t xml:space="preserve">        return s</w:t>
+      </w:r>
+    </w:p>
+    <w:p>
+      <w:pPr>
+        <w:shd w:fill="F3F5F8" w:color="auto" w:val="clear"/>
+        <w:spacing w:after="0" w:before="0" w:line="240"/>
+        <w:ind w:left="120" w:right="120"/>
+      </w:pPr>
+      <w:r>
+        <w:rPr>
+          <w:rFonts w:ascii="Consolas" w:cs="Consolas" w:eastAsia="Malgun Gothic" w:hAnsi="Consolas"/>
+          <w:color w:val="111827"/>
+          <w:sz w:val="17"/>
+          <w:szCs w:val="17"/>
+        </w:rPr>
+        <w:t xml:space="preserve">    return pd.to_datetime(s.astype(str).str.replace(r"\D", "", regex=True).str[:8], format="%Y%m%d", errors="coerce")</w:t>
+      </w:r>
+    </w:p>
+    <w:p>
+      <w:pPr>
+        <w:shd w:fill="F3F5F8" w:color="auto" w:val="clear"/>
+        <w:spacing w:after="0" w:before="0" w:line="240"/>
+        <w:ind w:left="120" w:right="120"/>
+      </w:pPr>
+      <w:r>
+        <w:rPr>
+          <w:rFonts w:ascii="Consolas" w:cs="Consolas" w:eastAsia="Malgun Gothic" w:hAnsi="Consolas"/>
+          <w:color w:val="111827"/>
+          <w:sz w:val="17"/>
+          <w:szCs w:val="17"/>
+        </w:rPr>
+        <w:t xml:space="preserve"> </w:t>
+      </w:r>
+    </w:p>
+    <w:p>
+      <w:pPr>
+        <w:shd w:fill="F3F5F8" w:color="auto" w:val="clear"/>
+        <w:spacing w:after="0" w:before="0" w:line="240"/>
+        <w:ind w:left="120" w:right="120"/>
+      </w:pPr>
+      <w:r>
+        <w:rPr>
+          <w:rFonts w:ascii="Consolas" w:cs="Consolas" w:eastAsia="Malgun Gothic" w:hAnsi="Consolas"/>
+          <w:color w:val="111827"/>
+          <w:sz w:val="17"/>
+          <w:szCs w:val="17"/>
+        </w:rPr>
+        <w:t xml:space="preserve"> </w:t>
+      </w:r>
+    </w:p>
+    <w:p>
+      <w:pPr>
+        <w:shd w:fill="F3F5F8" w:color="auto" w:val="clear"/>
+        <w:spacing w:after="0" w:before="0" w:line="240"/>
+        <w:ind w:left="120" w:right="120"/>
+      </w:pPr>
+      <w:r>
+        <w:rPr>
+          <w:rFonts w:ascii="Consolas" w:cs="Consolas" w:eastAsia="Malgun Gothic" w:hAnsi="Consolas"/>
+          <w:color w:val="111827"/>
+          <w:sz w:val="17"/>
+          <w:szCs w:val="17"/>
+        </w:rPr>
+        <w:t xml:space="preserve">bad = {n: int(to_dt(r["WRK_DT"]).isna().sum()) for n, r in [("약정", raw_commit), ("PCAP", raw_pcap), ("환율", raw_fx)]}</w:t>
+      </w:r>
+    </w:p>
+    <w:p>
+      <w:pPr>
+        <w:shd w:fill="F3F5F8" w:color="auto" w:val="clear"/>
+        <w:spacing w:after="0" w:before="0" w:line="240"/>
+        <w:ind w:left="120" w:right="120"/>
+      </w:pPr>
+      <w:r>
+        <w:rPr>
+          <w:rFonts w:ascii="Consolas" w:cs="Consolas" w:eastAsia="Malgun Gothic" w:hAnsi="Consolas"/>
+          <w:color w:val="111827"/>
+          <w:sz w:val="17"/>
+          <w:szCs w:val="17"/>
+        </w:rPr>
         <w:t xml:space="preserve">fm = raw_fund.drop_duplicates("FUND_CD").set_index("FUND_CD")</w:t>
       </w:r>
     </w:p>
@@ -247,23 +407,23 @@
           <w:sz w:val="17"/>
           <w:szCs w:val="17"/>
         </w:rPr>
-        <w:t xml:space="preserve">fx["WRK_DT"] = pd.to_datetime(fx["WRK_DT"])</w:t>
-      </w:r>
-    </w:p>
-    <w:p>
-      <w:pPr>
-        <w:shd w:fill="F3F5F8" w:color="auto" w:val="clear"/>
-        <w:spacing w:after="0" w:before="0" w:line="240"/>
-        <w:ind w:left="120" w:right="120"/>
-      </w:pPr>
-      <w:r>
-        <w:rPr>
-          <w:rFonts w:ascii="Consolas" w:cs="Consolas" w:eastAsia="Malgun Gothic" w:hAnsi="Consolas"/>
-          <w:color w:val="111827"/>
-          <w:sz w:val="17"/>
-          <w:szCs w:val="17"/>
-        </w:rPr>
-        <w:t xml:space="preserve">fx = fx.sort_values("WRK_DT")</w:t>
+        <w:t xml:space="preserve">fx["WRK_DT"] = to_dt(fx["WRK_DT"])</w:t>
+      </w:r>
+    </w:p>
+    <w:p>
+      <w:pPr>
+        <w:shd w:fill="F3F5F8" w:color="auto" w:val="clear"/>
+        <w:spacing w:after="0" w:before="0" w:line="240"/>
+        <w:ind w:left="120" w:right="120"/>
+      </w:pPr>
+      <w:r>
+        <w:rPr>
+          <w:rFonts w:ascii="Consolas" w:cs="Consolas" w:eastAsia="Malgun Gothic" w:hAnsi="Consolas"/>
+          <w:color w:val="111827"/>
+          <w:sz w:val="17"/>
+          <w:szCs w:val="17"/>
+        </w:rPr>
+        <w:t xml:space="preserve">fx = fx.dropna(subset=["WRK_DT"]).sort_values("WRK_DT")</w:t>
       </w:r>
     </w:p>
     <w:p>
@@ -503,7 +663,7 @@
           <w:sz w:val="17"/>
           <w:szCs w:val="17"/>
         </w:rPr>
-        <w:t xml:space="preserve">c["WRK_DT"] = pd.to_datetime(c["WRK_DT"])</w:t>
+        <w:t xml:space="preserve">c["WRK_DT"] = to_dt(c["WRK_DT"])</w:t>
       </w:r>
     </w:p>
     <w:p>
@@ -663,23 +823,23 @@
           <w:sz w:val="17"/>
           <w:szCs w:val="17"/>
         </w:rPr>
-        <w:t xml:space="preserve">p["WRK_DT"] = pd.to_datetime(p["WRK_DT"])</w:t>
-      </w:r>
-    </w:p>
-    <w:p>
-      <w:pPr>
-        <w:shd w:fill="F3F5F8" w:color="auto" w:val="clear"/>
-        <w:spacing w:after="0" w:before="0" w:line="240"/>
-        <w:ind w:left="120" w:right="120"/>
-      </w:pPr>
-      <w:r>
-        <w:rPr>
-          <w:rFonts w:ascii="Consolas" w:cs="Consolas" w:eastAsia="Malgun Gothic" w:hAnsi="Consolas"/>
-          <w:color w:val="111827"/>
-          <w:sz w:val="17"/>
-          <w:szCs w:val="17"/>
-        </w:rPr>
-        <w:t xml:space="preserve">p = p[p["CURR_ID"] == "KRW"].sort_values(["FUND_CD", "WRK_DT", "CURR_TYP"])</w:t>
+        <w:t xml:space="preserve">p["WRK_DT"] = to_dt(p["WRK_DT"])</w:t>
+      </w:r>
+    </w:p>
+    <w:p>
+      <w:pPr>
+        <w:shd w:fill="F3F5F8" w:color="auto" w:val="clear"/>
+        <w:spacing w:after="0" w:before="0" w:line="240"/>
+        <w:ind w:left="120" w:right="120"/>
+      </w:pPr>
+      <w:r>
+        <w:rPr>
+          <w:rFonts w:ascii="Consolas" w:cs="Consolas" w:eastAsia="Malgun Gothic" w:hAnsi="Consolas"/>
+          <w:color w:val="111827"/>
+          <w:sz w:val="17"/>
+          <w:szCs w:val="17"/>
+        </w:rPr>
+        <w:t xml:space="preserve">p = p[(p["CURR_ID"] == "KRW") &amp; p["WRK_DT"].notna()].sort_values(["FUND_CD", "WRK_DT", "CURR_TYP"])</w:t>
       </w:r>
     </w:p>
     <w:p>
@@ -1160,6 +1320,22 @@
           <w:szCs w:val="17"/>
         </w:rPr>
         <w:t xml:space="preserve"> </w:t>
+      </w:r>
+    </w:p>
+    <w:p>
+      <w:pPr>
+        <w:shd w:fill="F3F5F8" w:color="auto" w:val="clear"/>
+        <w:spacing w:after="0" w:before="0" w:line="240"/>
+        <w:ind w:left="120" w:right="120"/>
+      </w:pPr>
+      <w:r>
+        <w:rPr>
+          <w:rFonts w:ascii="Consolas" w:cs="Consolas" w:eastAsia="Malgun Gothic" w:hAnsi="Consolas"/>
+          <w:color w:val="111827"/>
+          <w:sz w:val="17"/>
+          <w:szCs w:val="17"/>
+        </w:rPr>
+        <w:t xml:space="preserve">print("날짜 형식이 잘못돼 뺀 행:", bad)</w:t>
       </w:r>
     </w:p>
     <w:p>
@@ -1467,6 +1643,24 @@
           <w:szCs w:val="20"/>
         </w:rPr>
         <w:t xml:space="preserve">SQL 금액은 원본(원, 달러 …)이고 이 셀이 억원으로 바꿉니다. 집행 음수 부호도 이 셀이 뒤집습니다</w:t>
+      </w:r>
+    </w:p>
+    <w:p>
+      <w:pPr>
+        <w:pStyle w:val="ListParagraph"/>
+        <w:numPr>
+          <w:ilvl w:val="0"/>
+          <w:numId w:val="2"/>
+        </w:numPr>
+        <w:spacing w:after="60"/>
+      </w:pPr>
+      <w:r>
+        <w:rPr>
+          <w:rFonts w:ascii="Arial" w:cs="Arial" w:eastAsia="Malgun Gothic" w:hAnsi="Arial"/>
+          <w:sz w:val="20"/>
+          <w:szCs w:val="20"/>
+        </w:rPr>
+        <w:t xml:space="preserve">날짜도 원본 문자열이라 이 셀이 변환합니다. 형식이 잘못된 행은 빼고 '날짜 형식이 잘못돼 뺀 행' 에 건수를 찍습니다</w:t>
       </w:r>
     </w:p>
     <w:p>

--- a/deliver/02_check_2026.docx
+++ b/deliver/02_check_2026.docx
@@ -24,7 +24,7 @@
           <w:sz w:val="18"/>
           <w:szCs w:val="18"/>
         </w:rPr>
-        <w:t xml:space="preserve">자산군(사모벤처·부동산·인프라) × 약정·집행·회수·순증, 목표·현황·달성률. 01_SQL 의 확인 셀 1)~4) 다음에 실행합니다.</w:t>
+        <w:t xml:space="preserve">자산군(사모벤처·부동산·인프라) × 약정·집행·회수·순증, 목표·현황·달성률, 원 단위. 01_SQL 의 확인 셀 1)~4) 다음에 실행합니다.</w:t>
       </w:r>
     </w:p>
     <w:p>
@@ -36,7 +36,7 @@
         <w:rPr>
           <w:rFonts w:ascii="Arial" w:cs="Arial" w:eastAsia="Malgun Gothic" w:hAnsi="Arial"/>
         </w:rPr>
-        <w:t xml:space="preserve">노트북 셀: 2026년 점검 (자산군 × 약정·집행·회수·순증)</w:t>
+        <w:t xml:space="preserve">노트북 셀: 2026년 점검 (자산군 × 약정·집행·회수·순증, 원 단위)</w:t>
       </w:r>
     </w:p>
     <w:p>
@@ -55,7 +55,7 @@
           <w:sz w:val="17"/>
           <w:szCs w:val="17"/>
         </w:rPr>
-        <w:t xml:space="preserve"># ===== 2026년 점검: 자산군 × 약정·집행·회수·순증 (억원) =====</w:t>
+        <w:t xml:space="preserve"># ===== 2026년 점검: 자산군 × 약정·집행·회수·순증 (원, 1 단위) =====</w:t>
       </w:r>
     </w:p>
     <w:p>
@@ -87,7 +87,7 @@
           <w:sz w:val="17"/>
           <w:szCs w:val="17"/>
         </w:rPr>
-        <w:t xml:space="preserve"># SQL 은 원본 금액(원, 달러 …)을 돌려주므로 여기서 억원으로 바꾼다</w:t>
+        <w:t xml:space="preserve"># 금액은 SQL 원본 그대로 1 단위(원)로 계산한다. 목표 엑셀만 억원 입력이라 1억을 곱해 원으로 맞춘다</w:t>
       </w:r>
     </w:p>
     <w:p>
@@ -167,6 +167,22 @@
           <w:sz w:val="17"/>
           <w:szCs w:val="17"/>
         </w:rPr>
+        <w:t xml:space="preserve">TARGET_MULT = 100000000        # 목표 엑셀이 억원 입력 → 원. 원으로 입력했다면 1</w:t>
+      </w:r>
+    </w:p>
+    <w:p>
+      <w:pPr>
+        <w:shd w:fill="F3F5F8" w:color="auto" w:val="clear"/>
+        <w:spacing w:after="0" w:before="0" w:line="240"/>
+        <w:ind w:left="120" w:right="120"/>
+      </w:pPr>
+      <w:r>
+        <w:rPr>
+          <w:rFonts w:ascii="Consolas" w:cs="Consolas" w:eastAsia="Malgun Gothic" w:hAnsi="Consolas"/>
+          <w:color w:val="111827"/>
+          <w:sz w:val="17"/>
+          <w:szCs w:val="17"/>
+        </w:rPr>
         <w:t xml:space="preserve"> </w:t>
       </w:r>
     </w:p>
@@ -695,7 +711,7 @@
           <w:sz w:val="17"/>
           <w:szCs w:val="17"/>
         </w:rPr>
-        <w:t xml:space="preserve">c["약정_원화"] = [(krw if ccy == "KRW" else loc * krw_per_unit(ccy, dt)) / 1e8          # 원 → 억원</w:t>
+        <w:t xml:space="preserve">c["약정_원화"] = [krw if ccy == "KRW" else loc * krw_per_unit(ccy, dt)                 # 1 단위 × 원/단위 = 원</w:t>
       </w:r>
     </w:p>
     <w:p>
@@ -727,22 +743,6 @@
           <w:sz w:val="17"/>
           <w:szCs w:val="17"/>
         </w:rPr>
-        <w:t xml:space="preserve">c["AMT_LOCAL"] = c["AMT_LOCAL"] / c["CCY"].map(lambda x: 1e8 if x == "KRW" else 1e6)    # 표시용: KRW 억원, 외화 백만</w:t>
-      </w:r>
-    </w:p>
-    <w:p>
-      <w:pPr>
-        <w:shd w:fill="F3F5F8" w:color="auto" w:val="clear"/>
-        <w:spacing w:after="0" w:before="0" w:line="240"/>
-        <w:ind w:left="120" w:right="120"/>
-      </w:pPr>
-      <w:r>
-        <w:rPr>
-          <w:rFonts w:ascii="Consolas" w:cs="Consolas" w:eastAsia="Malgun Gothic" w:hAnsi="Consolas"/>
-          <w:color w:val="111827"/>
-          <w:sz w:val="17"/>
-          <w:szCs w:val="17"/>
-        </w:rPr>
         <w:t xml:space="preserve">c["CLS"] = c["FUND_CD"].map(cls_of).fillna("미분류")</w:t>
       </w:r>
     </w:p>
@@ -903,7 +903,7 @@
           <w:sz w:val="17"/>
           <w:szCs w:val="17"/>
         </w:rPr>
-        <w:t xml:space="preserve">f = (cur[["FUNDED_AMT", "DISTRB_AMT"]] - prv[["FUNDED_AMT", "DISTRB_AMT"]].reindex(cur.index).fillna(0)) / 1e8   # 원 → 억원</w:t>
+        <w:t xml:space="preserve">f = cur[["FUNDED_AMT", "DISTRB_AMT"]] - prv[["FUNDED_AMT", "DISTRB_AMT"]].reindex(cur.index).fillna(0)   # 원</w:t>
       </w:r>
     </w:p>
     <w:p>
@@ -1239,6 +1239,22 @@
           <w:sz w:val="17"/>
           <w:szCs w:val="17"/>
         </w:rPr>
+        <w:t xml:space="preserve">tg = tg * TARGET_MULT                                            # 억원 → 원</w:t>
+      </w:r>
+    </w:p>
+    <w:p>
+      <w:pPr>
+        <w:shd w:fill="F3F5F8" w:color="auto" w:val="clear"/>
+        <w:spacing w:after="0" w:before="0" w:line="240"/>
+        <w:ind w:left="120" w:right="120"/>
+      </w:pPr>
+      <w:r>
+        <w:rPr>
+          <w:rFonts w:ascii="Consolas" w:cs="Consolas" w:eastAsia="Malgun Gothic" w:hAnsi="Consolas"/>
+          <w:color w:val="111827"/>
+          <w:sz w:val="17"/>
+          <w:szCs w:val="17"/>
+        </w:rPr>
         <w:t xml:space="preserve">tg.loc["합계"] = tg.sum()</w:t>
       </w:r>
     </w:p>
@@ -1383,7 +1399,23 @@
           <w:sz w:val="17"/>
           <w:szCs w:val="17"/>
         </w:rPr>
-        <w:t xml:space="preserve">print(view.round(0).to_string())</w:t>
+        <w:t xml:space="preserve">with pd.option_context("display.float_format", "{:,.0f}".format, "display.width", 250):</w:t>
+      </w:r>
+    </w:p>
+    <w:p>
+      <w:pPr>
+        <w:shd w:fill="F3F5F8" w:color="auto" w:val="clear"/>
+        <w:spacing w:after="0" w:before="0" w:line="240"/>
+        <w:ind w:left="120" w:right="120"/>
+      </w:pPr>
+      <w:r>
+        <w:rPr>
+          <w:rFonts w:ascii="Consolas" w:cs="Consolas" w:eastAsia="Malgun Gothic" w:hAnsi="Consolas"/>
+          <w:color w:val="111827"/>
+          <w:sz w:val="17"/>
+          <w:szCs w:val="17"/>
+        </w:rPr>
+        <w:t xml:space="preserve">    print(view.to_string())                                   # 원 단위, 천 단위 쉼표 (달성률% 은 정수)</w:t>
       </w:r>
     </w:p>
     <w:p>
@@ -1543,7 +1575,7 @@
           <w:sz w:val="17"/>
           <w:szCs w:val="17"/>
         </w:rPr>
-        <w:t xml:space="preserve">    view.round(1).to_excel(w, sheet_name="요약")</w:t>
+        <w:t xml:space="preserve">    view.round(0).to_excel(w, sheet_name="요약")</w:t>
       </w:r>
     </w:p>
     <w:p>
@@ -1642,7 +1674,7 @@
           <w:sz w:val="20"/>
           <w:szCs w:val="20"/>
         </w:rPr>
-        <w:t xml:space="preserve">SQL 금액은 원본(원, 달러 …)이고 이 셀이 억원으로 바꿉니다. 집행 음수 부호도 이 셀이 뒤집습니다</w:t>
+        <w:t xml:space="preserve">금액은 1 단위(원) 그대로 계산합니다. 목표 엑셀만 억원 입력이라 1억을 곱해 원으로 맞춥니다 (TARGET_MULT). 집행 음수 부호는 이 셀이 뒤집습니다</w:t>
       </w:r>
     </w:p>
     <w:p>
